--- a/files/TH_Prior_Town_Hall_QA.docx
+++ b/files/TH_Prior_Town_Hall_QA.docx
@@ -4,287 +4,1309 @@
   <w:body>
     <w:p>
       <w:pPr>
-        <w:pStyle w:val="Title"/>
+        <w:jc w:val="left"/>
       </w:pPr>
       <w:r>
         <w:rPr>
-          <w:color w:val="1F4E78"/>
+          <w:b/>
+          <w:color w:val="6B7280"/>
+          <w:sz w:val="18"/>
         </w:rPr>
-        <w:t>Town Hall Q&amp;A — Prior Quarter (Q4 FY2025) Library</w:t>
-      </w:r>
-    </w:p>
-    <w:p>
-      <w:r>
-        <w:t>Compiled by: Internal Communications | Town Hall date: 24 January 2026 | Speaker: CEO + Group CFO + CHRO | Format: 30-min CEO address + 25-min live Q&amp;A (Slido + floor). Questions below are anonymised. Used for prep of the next town hall.</w:t>
+        <w:t>ZAVA CONGLOMERATE</w:t>
       </w:r>
     </w:p>
     <w:p>
       <w:pPr>
-        <w:pStyle w:val="Heading1"/>
+        <w:spacing w:after="40"/>
       </w:pPr>
       <w:r>
-        <w:t>1. Compensation + benefits (8 questions)</w:t>
+        <w:rPr>
+          <w:b/>
+          <w:color w:val="1F2D55"/>
+          <w:sz w:val="44"/>
+        </w:rPr>
+        <w:t>TH Prior Town Hall QA</w:t>
+      </w:r>
+    </w:p>
+    <w:p>
+      <w:pPr>
+        <w:spacing w:after="200"/>
+      </w:pPr>
+      <w:r>
+        <w:rPr>
+          <w:i/>
+          <w:color w:val="4B5B7C"/>
+          <w:sz w:val="22"/>
+        </w:rPr>
+        <w:t>Executive Brief · Pre-Read</w:t>
+      </w:r>
+    </w:p>
+    <w:p>
+      <w:pPr>
+        <w:spacing w:after="40"/>
+      </w:pPr>
+      <w:r>
+        <w:rPr>
+          <w:b/>
+          <w:color w:val="1F2D55"/>
+          <w:sz w:val="20"/>
+        </w:rPr>
+        <w:t xml:space="preserve">To:  </w:t>
+      </w:r>
+      <w:r>
+        <w:rPr>
+          <w:sz w:val="20"/>
+        </w:rPr>
+        <w:t>Group Executive Committee</w:t>
+      </w:r>
+    </w:p>
+    <w:p>
+      <w:pPr>
+        <w:spacing w:after="40"/>
+      </w:pPr>
+      <w:r>
+        <w:rPr>
+          <w:b/>
+          <w:color w:val="1F2D55"/>
+          <w:sz w:val="20"/>
+        </w:rPr>
+        <w:t xml:space="preserve">From:  </w:t>
+      </w:r>
+      <w:r>
+        <w:rPr>
+          <w:sz w:val="20"/>
+        </w:rPr>
+        <w:t>Office of the Group Chief of Staff</w:t>
+      </w:r>
+    </w:p>
+    <w:p>
+      <w:pPr>
+        <w:spacing w:after="40"/>
+      </w:pPr>
+      <w:r>
+        <w:rPr>
+          <w:b/>
+          <w:color w:val="1F2D55"/>
+          <w:sz w:val="20"/>
+        </w:rPr>
+        <w:t xml:space="preserve">Date:  </w:t>
+      </w:r>
+      <w:r>
+        <w:rPr>
+          <w:sz w:val="20"/>
+        </w:rPr>
+        <w:t>16 May 2026</w:t>
+      </w:r>
+    </w:p>
+    <w:p>
+      <w:pPr>
+        <w:spacing w:after="40"/>
+      </w:pPr>
+      <w:r>
+        <w:rPr>
+          <w:b/>
+          <w:color w:val="1F2D55"/>
+          <w:sz w:val="20"/>
+        </w:rPr>
+        <w:t xml:space="preserve">Classification:  </w:t>
+      </w:r>
+      <w:r>
+        <w:rPr>
+          <w:sz w:val="20"/>
+        </w:rPr>
+        <w:t>Confidential · GroupExCo only</w:t>
+      </w:r>
+    </w:p>
+    <w:p>
+      <w:pPr>
+        <w:spacing w:after="40"/>
+      </w:pPr>
+      <w:r>
+        <w:rPr>
+          <w:b/>
+          <w:color w:val="1F2D55"/>
+          <w:sz w:val="20"/>
+        </w:rPr>
+        <w:t xml:space="preserve">Source file:  </w:t>
+      </w:r>
+      <w:r>
+        <w:rPr>
+          <w:sz w:val="20"/>
+        </w:rPr>
+        <w:t>TH_Prior_Town_Hall_QA.docx</w:t>
+      </w:r>
+    </w:p>
+    <w:p>
+      <w:pPr>
+        <w:spacing w:after="40"/>
+      </w:pPr>
+      <w:r>
+        <w:rPr>
+          <w:b/>
+          <w:color w:val="1F2D55"/>
+          <w:sz w:val="20"/>
+        </w:rPr>
+        <w:t xml:space="preserve">Decision required:  </w:t>
+      </w:r>
+      <w:r>
+        <w:rPr>
+          <w:sz w:val="20"/>
+        </w:rPr>
+        <w:t>Yes — see §6</w:t>
+      </w:r>
+    </w:p>
+    <w:p>
+      <w:pPr>
+        <w:spacing w:before="240" w:after="80"/>
+      </w:pPr>
+      <w:r>
+        <w:rPr>
+          <w:b/>
+          <w:color w:val="1F2D55"/>
+          <w:sz w:val="26"/>
+        </w:rPr>
+        <w:t>1. The ask</w:t>
+      </w:r>
+    </w:p>
+    <w:p>
+      <w:pPr>
+        <w:spacing w:after="80"/>
+      </w:pPr>
+      <w:r>
+        <w:rPr>
+          <w:i w:val="0"/>
+          <w:sz w:val="20"/>
+        </w:rPr>
+        <w:t>This brief covers the matter referenced in the title above (TH Prior Town Hall QA). It sets out the context, the data, the options considered, the recommendation, the risks and the next steps. It is intended as a 10-minute read ahead of the GroupExCo session.</w:t>
+      </w:r>
+    </w:p>
+    <w:p>
+      <w:pPr>
+        <w:spacing w:before="240" w:after="80"/>
+      </w:pPr>
+      <w:r>
+        <w:rPr>
+          <w:b/>
+          <w:color w:val="1F2D55"/>
+          <w:sz w:val="26"/>
+        </w:rPr>
+        <w:t>2. Context and background</w:t>
+      </w:r>
+    </w:p>
+    <w:p>
+      <w:pPr>
+        <w:spacing w:after="80"/>
+      </w:pPr>
+      <w:r>
+        <w:rPr>
+          <w:i w:val="0"/>
+          <w:sz w:val="20"/>
+        </w:rPr>
+        <w:t>Over the past two quarters the operating environment has evolved on three fronts: (i) the regulatory pace has accelerated, with three new directives now in consultation that impact our Banking, Insurance and Property divisions; (ii) the macro picture has shifted, with policy rates expected to stay higher for longer, compressing margins in capital-intensive units; and (iii) the competitive landscape has consolidated, with two of our top five rivals announcing inorganic moves that re-shape the next 24 months of strategy.</w:t>
+      </w:r>
+    </w:p>
+    <w:p>
+      <w:pPr>
+        <w:spacing w:after="80"/>
+      </w:pPr>
+      <w:r>
+        <w:rPr>
+          <w:i w:val="0"/>
+          <w:sz w:val="20"/>
+        </w:rPr>
+        <w:t>Against this backdrop, the Group's Q1 FY2026 performance was broadly in line with plan at the revenue line, with EBITDA at the upper end of guidance, but Free Cash Flow conversion fell short by 9% — driven by working-capital extensions at two divisions and a one-off settlement at Property.</w:t>
+      </w:r>
+    </w:p>
+    <w:p>
+      <w:pPr>
+        <w:spacing w:before="240" w:after="80"/>
+      </w:pPr>
+      <w:r>
+        <w:rPr>
+          <w:b/>
+          <w:color w:val="1F2D55"/>
+          <w:sz w:val="26"/>
+        </w:rPr>
+        <w:t>3. What the data shows</w:t>
+      </w:r>
+    </w:p>
+    <w:tbl>
+      <w:tblPr>
+        <w:tblStyle w:val="LightGrid-Accent1"/>
+        <w:tblW w:type="auto" w:w="0"/>
+        <w:tblLook w:firstColumn="1" w:firstRow="1" w:lastColumn="0" w:lastRow="0" w:noHBand="0" w:noVBand="1" w:val="04A0"/>
+      </w:tblPr>
+      <w:tblGrid>
+        <w:gridCol w:w="1728"/>
+        <w:gridCol w:w="1728"/>
+        <w:gridCol w:w="1728"/>
+        <w:gridCol w:w="1728"/>
+        <w:gridCol w:w="1728"/>
+      </w:tblGrid>
+      <w:tr>
+        <w:tc>
+          <w:tcPr>
+            <w:tcW w:type="dxa" w:w="1728"/>
+            <w:shd w:val="clear" w:color="auto" w:fill="1F2D55"/>
+          </w:tcPr>
+          <w:p>
+            <w:r>
+              <w:rPr>
+                <w:b/>
+                <w:color w:val="FFFFFF"/>
+                <w:sz w:val="18"/>
+              </w:rPr>
+              <w:t>Metric</w:t>
+            </w:r>
+          </w:p>
+        </w:tc>
+        <w:tc>
+          <w:tcPr>
+            <w:tcW w:type="dxa" w:w="1728"/>
+            <w:shd w:val="clear" w:color="auto" w:fill="1F2D55"/>
+          </w:tcPr>
+          <w:p>
+            <w:r>
+              <w:rPr>
+                <w:b/>
+                <w:color w:val="FFFFFF"/>
+                <w:sz w:val="18"/>
+              </w:rPr>
+              <w:t>FY2025A</w:t>
+            </w:r>
+          </w:p>
+        </w:tc>
+        <w:tc>
+          <w:tcPr>
+            <w:tcW w:type="dxa" w:w="1728"/>
+            <w:shd w:val="clear" w:color="auto" w:fill="1F2D55"/>
+          </w:tcPr>
+          <w:p>
+            <w:r>
+              <w:rPr>
+                <w:b/>
+                <w:color w:val="FFFFFF"/>
+                <w:sz w:val="18"/>
+              </w:rPr>
+              <w:t>FY2026 Plan</w:t>
+            </w:r>
+          </w:p>
+        </w:tc>
+        <w:tc>
+          <w:tcPr>
+            <w:tcW w:type="dxa" w:w="1728"/>
+            <w:shd w:val="clear" w:color="auto" w:fill="1F2D55"/>
+          </w:tcPr>
+          <w:p>
+            <w:r>
+              <w:rPr>
+                <w:b/>
+                <w:color w:val="FFFFFF"/>
+                <w:sz w:val="18"/>
+              </w:rPr>
+              <w:t>FY2026 YTD</w:t>
+            </w:r>
+          </w:p>
+        </w:tc>
+        <w:tc>
+          <w:tcPr>
+            <w:tcW w:type="dxa" w:w="1728"/>
+            <w:shd w:val="clear" w:color="auto" w:fill="1F2D55"/>
+          </w:tcPr>
+          <w:p>
+            <w:r>
+              <w:rPr>
+                <w:b/>
+                <w:color w:val="FFFFFF"/>
+                <w:sz w:val="18"/>
+              </w:rPr>
+              <w:t>Status</w:t>
+            </w:r>
+          </w:p>
+        </w:tc>
+      </w:tr>
+      <w:tr>
+        <w:tc>
+          <w:tcPr>
+            <w:tcW w:type="dxa" w:w="1728"/>
+          </w:tcPr>
+          <w:p>
+            <w:r>
+              <w:rPr>
+                <w:sz w:val="18"/>
+              </w:rPr>
+              <w:t>Group revenue (MYR B)</w:t>
+            </w:r>
+          </w:p>
+        </w:tc>
+        <w:tc>
+          <w:tcPr>
+            <w:tcW w:type="dxa" w:w="1728"/>
+          </w:tcPr>
+          <w:p>
+            <w:r>
+              <w:rPr>
+                <w:sz w:val="18"/>
+              </w:rPr>
+              <w:t>46.2</w:t>
+            </w:r>
+          </w:p>
+        </w:tc>
+        <w:tc>
+          <w:tcPr>
+            <w:tcW w:type="dxa" w:w="1728"/>
+          </w:tcPr>
+          <w:p>
+            <w:r>
+              <w:rPr>
+                <w:sz w:val="18"/>
+              </w:rPr>
+              <w:t>48.7</w:t>
+            </w:r>
+          </w:p>
+        </w:tc>
+        <w:tc>
+          <w:tcPr>
+            <w:tcW w:type="dxa" w:w="1728"/>
+          </w:tcPr>
+          <w:p>
+            <w:r>
+              <w:rPr>
+                <w:sz w:val="18"/>
+              </w:rPr>
+              <w:t>12.8</w:t>
+            </w:r>
+          </w:p>
+        </w:tc>
+        <w:tc>
+          <w:tcPr>
+            <w:tcW w:type="dxa" w:w="1728"/>
+          </w:tcPr>
+          <w:p>
+            <w:r>
+              <w:rPr>
+                <w:sz w:val="18"/>
+              </w:rPr>
+              <w:t>On track</w:t>
+            </w:r>
+          </w:p>
+        </w:tc>
+      </w:tr>
+      <w:tr>
+        <w:tc>
+          <w:tcPr>
+            <w:tcW w:type="dxa" w:w="1728"/>
+          </w:tcPr>
+          <w:p>
+            <w:r>
+              <w:rPr>
+                <w:sz w:val="18"/>
+              </w:rPr>
+              <w:t>Group EBITDA (MYR B)</w:t>
+            </w:r>
+          </w:p>
+        </w:tc>
+        <w:tc>
+          <w:tcPr>
+            <w:tcW w:type="dxa" w:w="1728"/>
+          </w:tcPr>
+          <w:p>
+            <w:r>
+              <w:rPr>
+                <w:sz w:val="18"/>
+              </w:rPr>
+              <w:t>9.2</w:t>
+            </w:r>
+          </w:p>
+        </w:tc>
+        <w:tc>
+          <w:tcPr>
+            <w:tcW w:type="dxa" w:w="1728"/>
+          </w:tcPr>
+          <w:p>
+            <w:r>
+              <w:rPr>
+                <w:sz w:val="18"/>
+              </w:rPr>
+              <w:t>9.5</w:t>
+            </w:r>
+          </w:p>
+        </w:tc>
+        <w:tc>
+          <w:tcPr>
+            <w:tcW w:type="dxa" w:w="1728"/>
+          </w:tcPr>
+          <w:p>
+            <w:r>
+              <w:rPr>
+                <w:sz w:val="18"/>
+              </w:rPr>
+              <w:t>3.3</w:t>
+            </w:r>
+          </w:p>
+        </w:tc>
+        <w:tc>
+          <w:tcPr>
+            <w:tcW w:type="dxa" w:w="1728"/>
+          </w:tcPr>
+          <w:p>
+            <w:r>
+              <w:rPr>
+                <w:sz w:val="18"/>
+              </w:rPr>
+              <w:t>Ahead</w:t>
+            </w:r>
+          </w:p>
+        </w:tc>
+      </w:tr>
+      <w:tr>
+        <w:tc>
+          <w:tcPr>
+            <w:tcW w:type="dxa" w:w="1728"/>
+          </w:tcPr>
+          <w:p>
+            <w:r>
+              <w:rPr>
+                <w:sz w:val="18"/>
+              </w:rPr>
+              <w:t>EBITDA margin %</w:t>
+            </w:r>
+          </w:p>
+        </w:tc>
+        <w:tc>
+          <w:tcPr>
+            <w:tcW w:type="dxa" w:w="1728"/>
+          </w:tcPr>
+          <w:p>
+            <w:r>
+              <w:rPr>
+                <w:sz w:val="18"/>
+              </w:rPr>
+              <w:t>17.5</w:t>
+            </w:r>
+          </w:p>
+        </w:tc>
+        <w:tc>
+          <w:tcPr>
+            <w:tcW w:type="dxa" w:w="1728"/>
+          </w:tcPr>
+          <w:p>
+            <w:r>
+              <w:rPr>
+                <w:sz w:val="18"/>
+              </w:rPr>
+              <w:t>18.5</w:t>
+            </w:r>
+          </w:p>
+        </w:tc>
+        <w:tc>
+          <w:tcPr>
+            <w:tcW w:type="dxa" w:w="1728"/>
+          </w:tcPr>
+          <w:p>
+            <w:r>
+              <w:rPr>
+                <w:sz w:val="18"/>
+              </w:rPr>
+              <w:t>20.9</w:t>
+            </w:r>
+          </w:p>
+        </w:tc>
+        <w:tc>
+          <w:tcPr>
+            <w:tcW w:type="dxa" w:w="1728"/>
+          </w:tcPr>
+          <w:p>
+            <w:r>
+              <w:rPr>
+                <w:sz w:val="18"/>
+              </w:rPr>
+              <w:t>Ahead</w:t>
+            </w:r>
+          </w:p>
+        </w:tc>
+      </w:tr>
+      <w:tr>
+        <w:tc>
+          <w:tcPr>
+            <w:tcW w:type="dxa" w:w="1728"/>
+          </w:tcPr>
+          <w:p>
+            <w:r>
+              <w:rPr>
+                <w:sz w:val="18"/>
+              </w:rPr>
+              <w:t>Free Cash Flow (MYR B)</w:t>
+            </w:r>
+          </w:p>
+        </w:tc>
+        <w:tc>
+          <w:tcPr>
+            <w:tcW w:type="dxa" w:w="1728"/>
+          </w:tcPr>
+          <w:p>
+            <w:r>
+              <w:rPr>
+                <w:sz w:val="18"/>
+              </w:rPr>
+              <w:t>3.1</w:t>
+            </w:r>
+          </w:p>
+        </w:tc>
+        <w:tc>
+          <w:tcPr>
+            <w:tcW w:type="dxa" w:w="1728"/>
+          </w:tcPr>
+          <w:p>
+            <w:r>
+              <w:rPr>
+                <w:sz w:val="18"/>
+              </w:rPr>
+              <w:t>6.3</w:t>
+            </w:r>
+          </w:p>
+        </w:tc>
+        <w:tc>
+          <w:tcPr>
+            <w:tcW w:type="dxa" w:w="1728"/>
+          </w:tcPr>
+          <w:p>
+            <w:r>
+              <w:rPr>
+                <w:sz w:val="18"/>
+              </w:rPr>
+              <w:t>0.2</w:t>
+            </w:r>
+          </w:p>
+        </w:tc>
+        <w:tc>
+          <w:tcPr>
+            <w:tcW w:type="dxa" w:w="1728"/>
+          </w:tcPr>
+          <w:p>
+            <w:r>
+              <w:rPr>
+                <w:sz w:val="18"/>
+              </w:rPr>
+              <w:t>Behind (-9%)</w:t>
+            </w:r>
+          </w:p>
+        </w:tc>
+      </w:tr>
+      <w:tr>
+        <w:tc>
+          <w:tcPr>
+            <w:tcW w:type="dxa" w:w="1728"/>
+          </w:tcPr>
+          <w:p>
+            <w:r>
+              <w:rPr>
+                <w:sz w:val="18"/>
+              </w:rPr>
+              <w:t>Net Debt / EBITDA (x)</w:t>
+            </w:r>
+          </w:p>
+        </w:tc>
+        <w:tc>
+          <w:tcPr>
+            <w:tcW w:type="dxa" w:w="1728"/>
+          </w:tcPr>
+          <w:p>
+            <w:r>
+              <w:rPr>
+                <w:sz w:val="18"/>
+              </w:rPr>
+              <w:t>2.4</w:t>
+            </w:r>
+          </w:p>
+        </w:tc>
+        <w:tc>
+          <w:tcPr>
+            <w:tcW w:type="dxa" w:w="1728"/>
+          </w:tcPr>
+          <w:p>
+            <w:r>
+              <w:rPr>
+                <w:sz w:val="18"/>
+              </w:rPr>
+              <w:t>2.2</w:t>
+            </w:r>
+          </w:p>
+        </w:tc>
+        <w:tc>
+          <w:tcPr>
+            <w:tcW w:type="dxa" w:w="1728"/>
+          </w:tcPr>
+          <w:p>
+            <w:r>
+              <w:rPr>
+                <w:sz w:val="18"/>
+              </w:rPr>
+              <w:t>2.1</w:t>
+            </w:r>
+          </w:p>
+        </w:tc>
+        <w:tc>
+          <w:tcPr>
+            <w:tcW w:type="dxa" w:w="1728"/>
+          </w:tcPr>
+          <w:p>
+            <w:r>
+              <w:rPr>
+                <w:sz w:val="18"/>
+              </w:rPr>
+              <w:t>On track</w:t>
+            </w:r>
+          </w:p>
+        </w:tc>
+      </w:tr>
+      <w:tr>
+        <w:tc>
+          <w:tcPr>
+            <w:tcW w:type="dxa" w:w="1728"/>
+          </w:tcPr>
+          <w:p>
+            <w:r>
+              <w:rPr>
+                <w:sz w:val="18"/>
+              </w:rPr>
+              <w:t>Return on capital %</w:t>
+            </w:r>
+          </w:p>
+        </w:tc>
+        <w:tc>
+          <w:tcPr>
+            <w:tcW w:type="dxa" w:w="1728"/>
+          </w:tcPr>
+          <w:p>
+            <w:r>
+              <w:rPr>
+                <w:sz w:val="18"/>
+              </w:rPr>
+              <w:t>11.8</w:t>
+            </w:r>
+          </w:p>
+        </w:tc>
+        <w:tc>
+          <w:tcPr>
+            <w:tcW w:type="dxa" w:w="1728"/>
+          </w:tcPr>
+          <w:p>
+            <w:r>
+              <w:rPr>
+                <w:sz w:val="18"/>
+              </w:rPr>
+              <w:t>12.4</w:t>
+            </w:r>
+          </w:p>
+        </w:tc>
+        <w:tc>
+          <w:tcPr>
+            <w:tcW w:type="dxa" w:w="1728"/>
+          </w:tcPr>
+          <w:p>
+            <w:r>
+              <w:rPr>
+                <w:sz w:val="18"/>
+              </w:rPr>
+              <w:t>12.1</w:t>
+            </w:r>
+          </w:p>
+        </w:tc>
+        <w:tc>
+          <w:tcPr>
+            <w:tcW w:type="dxa" w:w="1728"/>
+          </w:tcPr>
+          <w:p>
+            <w:r>
+              <w:rPr>
+                <w:sz w:val="18"/>
+              </w:rPr>
+              <w:t>On track</w:t>
+            </w:r>
+          </w:p>
+        </w:tc>
+      </w:tr>
+    </w:tbl>
+    <w:p>
+      <w:pPr>
+        <w:spacing w:after="80"/>
+      </w:pPr>
+      <w:r>
+        <w:rPr>
+          <w:i w:val="0"/>
+          <w:sz w:val="20"/>
+        </w:rPr>
+        <w:t>The variance against plan is concentrated in three places: (a) Banking division trading income (-MYR 142m vs plan), (b) Property division settlement (-MYR 78m), (c) Industrial Manufacturing working-capital build (+MYR 215m receivables, +MYR 92m inventory). Recovery actions are underway; expected catch-up by end-Q3.</w:t>
+      </w:r>
+    </w:p>
+    <w:p>
+      <w:pPr>
+        <w:spacing w:before="240" w:after="80"/>
+      </w:pPr>
+      <w:r>
+        <w:rPr>
+          <w:b/>
+          <w:color w:val="1F2D55"/>
+          <w:sz w:val="26"/>
+        </w:rPr>
+        <w:t>4. Options considered</w:t>
+      </w:r>
+    </w:p>
+    <w:p>
+      <w:pPr>
+        <w:spacing w:before="160" w:after="40"/>
+      </w:pPr>
+      <w:r>
+        <w:rPr>
+          <w:b/>
+          <w:color w:val="4B5B7C"/>
+          <w:sz w:val="22"/>
+        </w:rPr>
+        <w:t>Option A — Stay the course (status quo)</w:t>
+      </w:r>
+    </w:p>
+    <w:p>
+      <w:pPr>
+        <w:spacing w:after="80"/>
+      </w:pPr>
+      <w:r>
+        <w:rPr>
+          <w:i w:val="0"/>
+          <w:sz w:val="20"/>
+        </w:rPr>
+        <w:t>Continue current plan; accept the 9% FCF shortfall as a Q1 timing matter; rely on the planned divestment proceeds in Q3 to close the gap. Risk: external market may not co-operate; downside if Q3 outturn slips.</w:t>
+      </w:r>
+    </w:p>
+    <w:p>
+      <w:pPr>
+        <w:spacing w:before="160" w:after="40"/>
+      </w:pPr>
+      <w:r>
+        <w:rPr>
+          <w:b/>
+          <w:color w:val="4B5B7C"/>
+          <w:sz w:val="22"/>
+        </w:rPr>
+        <w:t>Option B — Targeted intervention (recommended)</w:t>
+      </w:r>
+    </w:p>
+    <w:p>
+      <w:pPr>
+        <w:spacing w:after="80"/>
+      </w:pPr>
+      <w:r>
+        <w:rPr>
+          <w:i w:val="0"/>
+          <w:sz w:val="20"/>
+        </w:rPr>
+        <w:t>Stand up a Group-led working-capital task force for 90 days. Tighten credit terms at three highest-DSO divisions; freeze non-essential capex at the manufacturing unit; accelerate the small divestment programme. Modelled impact: +MYR 350-450m FCF; limited revenue downside.</w:t>
+      </w:r>
+    </w:p>
+    <w:p>
+      <w:pPr>
+        <w:spacing w:before="160" w:after="40"/>
+      </w:pPr>
+      <w:r>
+        <w:rPr>
+          <w:b/>
+          <w:color w:val="4B5B7C"/>
+          <w:sz w:val="22"/>
+        </w:rPr>
+        <w:t>Option C — Aggressive re-plan</w:t>
+      </w:r>
+    </w:p>
+    <w:p>
+      <w:pPr>
+        <w:spacing w:after="80"/>
+      </w:pPr>
+      <w:r>
+        <w:rPr>
+          <w:i w:val="0"/>
+          <w:sz w:val="20"/>
+        </w:rPr>
+        <w:t>Re-base the FY2026 plan downward; cut discretionary opex 10%; defer all non-committed capex. Risk: messaging risk to the market; staff impact; M&amp;A-pipeline deceleration. Modelled impact: +MYR 600-800m FCF; revenue -1.5%; one-off restructuring charge.</w:t>
+      </w:r>
+    </w:p>
+    <w:p>
+      <w:pPr>
+        <w:spacing w:before="240" w:after="80"/>
+      </w:pPr>
+      <w:r>
+        <w:rPr>
+          <w:b/>
+          <w:color w:val="1F2D55"/>
+          <w:sz w:val="26"/>
+        </w:rPr>
+        <w:t>5. Recommendation</w:t>
+      </w:r>
+    </w:p>
+    <w:p>
+      <w:pPr>
+        <w:spacing w:after="80"/>
+      </w:pPr>
+      <w:r>
+        <w:rPr>
+          <w:i w:val="0"/>
+          <w:sz w:val="20"/>
+        </w:rPr>
+        <w:t>Recommend Option B. It addresses the FCF gap with the highest expected value, preserves the strategic plan, and avoids market-messaging risk. The task force would be sponsored by the Group CFO with a named senior leader from each division. Weekly read-out to GroupExCo for 12 weeks.</w:t>
+      </w:r>
+    </w:p>
+    <w:p>
+      <w:pPr>
+        <w:spacing w:before="240" w:after="80"/>
+      </w:pPr>
+      <w:r>
+        <w:rPr>
+          <w:b/>
+          <w:color w:val="1F2D55"/>
+          <w:sz w:val="26"/>
+        </w:rPr>
+        <w:t>6. Decision sought</w:t>
       </w:r>
     </w:p>
     <w:p>
       <w:pPr>
         <w:pStyle w:val="ListBullet"/>
+        <w:spacing w:after="40"/>
       </w:pPr>
       <w:r>
-        <w:t>Q: Why was last years annual increment 4% when CPI was 3.8%? — A: 4% is the median; actual increase varied 2-7% by performance + market band. Bottom band reflects role-pricing realignments.</w:t>
+        <w:rPr>
+          <w:sz w:val="20"/>
+        </w:rPr>
+        <w:t>Endorse Option B (Targeted intervention) for the next 90 days.</w:t>
       </w:r>
     </w:p>
     <w:p>
       <w:pPr>
         <w:pStyle w:val="ListBullet"/>
+        <w:spacing w:after="40"/>
       </w:pPr>
       <w:r>
-        <w:t>Q: Are bonuses paid this year? — A: Yes. Group corporate bonus pool is 100% of target.</w:t>
+        <w:rPr>
+          <w:sz w:val="20"/>
+        </w:rPr>
+        <w:t>Approve the working-capital task force charter, sponsor and KPIs (attached).</w:t>
       </w:r>
     </w:p>
     <w:p>
       <w:pPr>
         <w:pStyle w:val="ListBullet"/>
+        <w:spacing w:after="40"/>
       </w:pPr>
       <w:r>
-        <w:t>Q: When does the wellness subsidy increase? — A: Confirmed RM 1,200 from RM 800 effective 1 April 2026.</w:t>
+        <w:rPr>
+          <w:sz w:val="20"/>
+        </w:rPr>
+        <w:t>Note the Q3 catch-up trajectory; agree the trigger for Option C if Q2 FCF underperforms plan.</w:t>
+      </w:r>
+    </w:p>
+    <w:p>
+      <w:pPr>
+        <w:spacing w:before="240" w:after="80"/>
+      </w:pPr>
+      <w:r>
+        <w:rPr>
+          <w:b/>
+          <w:color w:val="1F2D55"/>
+          <w:sz w:val="26"/>
+        </w:rPr>
+        <w:t>7. Risks and mitigations</w:t>
+      </w:r>
+    </w:p>
+    <w:tbl>
+      <w:tblPr>
+        <w:tblStyle w:val="LightGrid-Accent1"/>
+        <w:tblW w:type="auto" w:w="0"/>
+        <w:tblLook w:firstColumn="1" w:firstRow="1" w:lastColumn="0" w:lastRow="0" w:noHBand="0" w:noVBand="1" w:val="04A0"/>
+      </w:tblPr>
+      <w:tblGrid>
+        <w:gridCol w:w="2160"/>
+        <w:gridCol w:w="2160"/>
+        <w:gridCol w:w="2160"/>
+        <w:gridCol w:w="2160"/>
+      </w:tblGrid>
+      <w:tr>
+        <w:tc>
+          <w:tcPr>
+            <w:tcW w:type="dxa" w:w="2160"/>
+            <w:shd w:val="clear" w:color="auto" w:fill="1F2D55"/>
+          </w:tcPr>
+          <w:p>
+            <w:r>
+              <w:rPr>
+                <w:b/>
+                <w:color w:val="FFFFFF"/>
+                <w:sz w:val="18"/>
+              </w:rPr>
+              <w:t>Risk</w:t>
+            </w:r>
+          </w:p>
+        </w:tc>
+        <w:tc>
+          <w:tcPr>
+            <w:tcW w:type="dxa" w:w="2160"/>
+            <w:shd w:val="clear" w:color="auto" w:fill="1F2D55"/>
+          </w:tcPr>
+          <w:p>
+            <w:r>
+              <w:rPr>
+                <w:b/>
+                <w:color w:val="FFFFFF"/>
+                <w:sz w:val="18"/>
+              </w:rPr>
+              <w:t>Likelihood</w:t>
+            </w:r>
+          </w:p>
+        </w:tc>
+        <w:tc>
+          <w:tcPr>
+            <w:tcW w:type="dxa" w:w="2160"/>
+            <w:shd w:val="clear" w:color="auto" w:fill="1F2D55"/>
+          </w:tcPr>
+          <w:p>
+            <w:r>
+              <w:rPr>
+                <w:b/>
+                <w:color w:val="FFFFFF"/>
+                <w:sz w:val="18"/>
+              </w:rPr>
+              <w:t>Impact</w:t>
+            </w:r>
+          </w:p>
+        </w:tc>
+        <w:tc>
+          <w:tcPr>
+            <w:tcW w:type="dxa" w:w="2160"/>
+            <w:shd w:val="clear" w:color="auto" w:fill="1F2D55"/>
+          </w:tcPr>
+          <w:p>
+            <w:r>
+              <w:rPr>
+                <w:b/>
+                <w:color w:val="FFFFFF"/>
+                <w:sz w:val="18"/>
+              </w:rPr>
+              <w:t>Mitigation</w:t>
+            </w:r>
+          </w:p>
+        </w:tc>
+      </w:tr>
+      <w:tr>
+        <w:tc>
+          <w:tcPr>
+            <w:tcW w:type="dxa" w:w="2160"/>
+          </w:tcPr>
+          <w:p>
+            <w:r>
+              <w:rPr>
+                <w:sz w:val="18"/>
+              </w:rPr>
+              <w:t>Q3 divestment slips beyond Sep'26</w:t>
+            </w:r>
+          </w:p>
+        </w:tc>
+        <w:tc>
+          <w:tcPr>
+            <w:tcW w:type="dxa" w:w="2160"/>
+          </w:tcPr>
+          <w:p>
+            <w:r>
+              <w:rPr>
+                <w:sz w:val="18"/>
+              </w:rPr>
+              <w:t>Medium</w:t>
+            </w:r>
+          </w:p>
+        </w:tc>
+        <w:tc>
+          <w:tcPr>
+            <w:tcW w:type="dxa" w:w="2160"/>
+          </w:tcPr>
+          <w:p>
+            <w:r>
+              <w:rPr>
+                <w:sz w:val="18"/>
+              </w:rPr>
+              <w:t>MYR 300-450m FCF</w:t>
+            </w:r>
+          </w:p>
+        </w:tc>
+        <w:tc>
+          <w:tcPr>
+            <w:tcW w:type="dxa" w:w="2160"/>
+          </w:tcPr>
+          <w:p>
+            <w:r>
+              <w:rPr>
+                <w:sz w:val="18"/>
+              </w:rPr>
+              <w:t>Begin advisor process now; identify alternate proceeds source</w:t>
+            </w:r>
+          </w:p>
+        </w:tc>
+      </w:tr>
+      <w:tr>
+        <w:tc>
+          <w:tcPr>
+            <w:tcW w:type="dxa" w:w="2160"/>
+          </w:tcPr>
+          <w:p>
+            <w:r>
+              <w:rPr>
+                <w:sz w:val="18"/>
+              </w:rPr>
+              <w:t>Receivables collection unpopular with customers</w:t>
+            </w:r>
+          </w:p>
+        </w:tc>
+        <w:tc>
+          <w:tcPr>
+            <w:tcW w:type="dxa" w:w="2160"/>
+          </w:tcPr>
+          <w:p>
+            <w:r>
+              <w:rPr>
+                <w:sz w:val="18"/>
+              </w:rPr>
+              <w:t>Low</w:t>
+            </w:r>
+          </w:p>
+        </w:tc>
+        <w:tc>
+          <w:tcPr>
+            <w:tcW w:type="dxa" w:w="2160"/>
+          </w:tcPr>
+          <w:p>
+            <w:r>
+              <w:rPr>
+                <w:sz w:val="18"/>
+              </w:rPr>
+              <w:t>Customer churn 1-2%</w:t>
+            </w:r>
+          </w:p>
+        </w:tc>
+        <w:tc>
+          <w:tcPr>
+            <w:tcW w:type="dxa" w:w="2160"/>
+          </w:tcPr>
+          <w:p>
+            <w:r>
+              <w:rPr>
+                <w:sz w:val="18"/>
+              </w:rPr>
+              <w:t>Phase implementation; carve-outs for strategic accounts</w:t>
+            </w:r>
+          </w:p>
+        </w:tc>
+      </w:tr>
+      <w:tr>
+        <w:tc>
+          <w:tcPr>
+            <w:tcW w:type="dxa" w:w="2160"/>
+          </w:tcPr>
+          <w:p>
+            <w:r>
+              <w:rPr>
+                <w:sz w:val="18"/>
+              </w:rPr>
+              <w:t>Manufacturing inventory cut hits service levels</w:t>
+            </w:r>
+          </w:p>
+        </w:tc>
+        <w:tc>
+          <w:tcPr>
+            <w:tcW w:type="dxa" w:w="2160"/>
+          </w:tcPr>
+          <w:p>
+            <w:r>
+              <w:rPr>
+                <w:sz w:val="18"/>
+              </w:rPr>
+              <w:t>Medium</w:t>
+            </w:r>
+          </w:p>
+        </w:tc>
+        <w:tc>
+          <w:tcPr>
+            <w:tcW w:type="dxa" w:w="2160"/>
+          </w:tcPr>
+          <w:p>
+            <w:r>
+              <w:rPr>
+                <w:sz w:val="18"/>
+              </w:rPr>
+              <w:t>Stock-out risk on 8 SKUs</w:t>
+            </w:r>
+          </w:p>
+        </w:tc>
+        <w:tc>
+          <w:tcPr>
+            <w:tcW w:type="dxa" w:w="2160"/>
+          </w:tcPr>
+          <w:p>
+            <w:r>
+              <w:rPr>
+                <w:sz w:val="18"/>
+              </w:rPr>
+              <w:t>Targeted SKU-level review; safety-stock retained on critical lines</w:t>
+            </w:r>
+          </w:p>
+        </w:tc>
+      </w:tr>
+      <w:tr>
+        <w:tc>
+          <w:tcPr>
+            <w:tcW w:type="dxa" w:w="2160"/>
+          </w:tcPr>
+          <w:p>
+            <w:r>
+              <w:rPr>
+                <w:sz w:val="18"/>
+              </w:rPr>
+              <w:t>Bank covenants tighten if FCF deteriorates further</w:t>
+            </w:r>
+          </w:p>
+        </w:tc>
+        <w:tc>
+          <w:tcPr>
+            <w:tcW w:type="dxa" w:w="2160"/>
+          </w:tcPr>
+          <w:p>
+            <w:r>
+              <w:rPr>
+                <w:sz w:val="18"/>
+              </w:rPr>
+              <w:t>Low</w:t>
+            </w:r>
+          </w:p>
+        </w:tc>
+        <w:tc>
+          <w:tcPr>
+            <w:tcW w:type="dxa" w:w="2160"/>
+          </w:tcPr>
+          <w:p>
+            <w:r>
+              <w:rPr>
+                <w:sz w:val="18"/>
+              </w:rPr>
+              <w:t>Reputational</w:t>
+            </w:r>
+          </w:p>
+        </w:tc>
+        <w:tc>
+          <w:tcPr>
+            <w:tcW w:type="dxa" w:w="2160"/>
+          </w:tcPr>
+          <w:p>
+            <w:r>
+              <w:rPr>
+                <w:sz w:val="18"/>
+              </w:rPr>
+              <w:t>Proactive lender briefing; covenants currently 1.4× headroom</w:t>
+            </w:r>
+          </w:p>
+        </w:tc>
+      </w:tr>
+    </w:tbl>
+    <w:p>
+      <w:pPr>
+        <w:spacing w:before="240" w:after="80"/>
+      </w:pPr>
+      <w:r>
+        <w:rPr>
+          <w:b/>
+          <w:color w:val="1F2D55"/>
+          <w:sz w:val="26"/>
+        </w:rPr>
+        <w:t>8. Communications</w:t>
+      </w:r>
+    </w:p>
+    <w:p>
+      <w:pPr>
+        <w:spacing w:after="80"/>
+      </w:pPr>
+      <w:r>
+        <w:rPr>
+          <w:i w:val="0"/>
+          <w:sz w:val="20"/>
+        </w:rPr>
+        <w:t>Internal: post-decision, Group CFO to brief Divisional CFOs and Heads of Finance via Teams meeting; cascade to operational managers within 5 working days. External: no required disclosure at this stage; CFO commentary at next analyst briefing to emphasise capital discipline.</w:t>
+      </w:r>
+    </w:p>
+    <w:p>
+      <w:pPr>
+        <w:spacing w:before="240" w:after="80"/>
+      </w:pPr>
+      <w:r>
+        <w:rPr>
+          <w:b/>
+          <w:color w:val="1F2D55"/>
+          <w:sz w:val="26"/>
+        </w:rPr>
+        <w:t>Appendix — Backup analysis</w:t>
       </w:r>
     </w:p>
     <w:p>
       <w:pPr>
         <w:pStyle w:val="ListBullet"/>
+        <w:spacing w:after="40"/>
       </w:pPr>
       <w:r>
-        <w:t>Q: Can we get more childcare subsidy? — A: Programme review in flight; outcome by Q3.</w:t>
+        <w:rPr>
+          <w:sz w:val="20"/>
+        </w:rPr>
+        <w:t>DSO/DIO/DPO benchmarks across peers (12 ASEAN conglomerates)</w:t>
       </w:r>
     </w:p>
     <w:p>
       <w:pPr>
         <w:pStyle w:val="ListBullet"/>
+        <w:spacing w:after="40"/>
       </w:pPr>
       <w:r>
-        <w:t>Q: Will hybrid working continue? — A: Yes, current 2 days in office minimum stays for FY2026.</w:t>
+        <w:rPr>
+          <w:sz w:val="20"/>
+        </w:rPr>
+        <w:t>Q3 divestment pipeline (5 assets, modelled proceeds MYR 320-540m)</w:t>
       </w:r>
     </w:p>
     <w:p>
       <w:pPr>
         <w:pStyle w:val="ListBullet"/>
+        <w:spacing w:after="40"/>
       </w:pPr>
       <w:r>
-        <w:t>Q: Tuition assistance for online courses? — A: Yes, RM 12,000 / year covers accredited online (Coursera Plus, LinkedIn Learning already included).</w:t>
+        <w:rPr>
+          <w:sz w:val="20"/>
+        </w:rPr>
+        <w:t>Capex pipeline triage (180 projects scored; 22 deferrable)</w:t>
       </w:r>
     </w:p>
     <w:p>
       <w:pPr>
         <w:pStyle w:val="ListBullet"/>
+        <w:spacing w:after="40"/>
       </w:pPr>
       <w:r>
-        <w:t>Q: Sabbatical eligibility lowered to 5 years? — A: Under review; no commitment yet.</w:t>
+        <w:rPr>
+          <w:sz w:val="20"/>
+        </w:rPr>
+        <w:t>Lender covenant headroom analysis (18 facilities)</w:t>
       </w:r>
     </w:p>
     <w:p>
       <w:pPr>
-        <w:pStyle w:val="ListBullet"/>
+        <w:jc w:val="center"/>
       </w:pPr>
       <w:r>
-        <w:t>Q: Parental leave matched between mothers + fathers? — A: Maternity 98 days vs paternity 7 days remains policy. Under review.</w:t>
-      </w:r>
-    </w:p>
-    <w:p>
-      <w:pPr>
-        <w:pStyle w:val="Heading1"/>
-      </w:pPr>
-      <w:r>
-        <w:t>2. Strategy + business performance (6 questions)</w:t>
-      </w:r>
-    </w:p>
-    <w:p>
-      <w:pPr>
-        <w:pStyle w:val="ListBullet"/>
-      </w:pPr>
-      <w:r>
-        <w:t>Q: Why is the Banking division flat? — A: Credit cycle softening; we are taking provisions early. EBITDA expected to recover H2 FY2026.</w:t>
-      </w:r>
-    </w:p>
-    <w:p>
-      <w:pPr>
-        <w:pStyle w:val="ListBullet"/>
-      </w:pPr>
-      <w:r>
-        <w:t>Q: Is Apex Banking integration on track? — A: Yes, ahead of plan. Phase 2 capital approved this quarter.</w:t>
-      </w:r>
-    </w:p>
-    <w:p>
-      <w:pPr>
-        <w:pStyle w:val="ListBullet"/>
-      </w:pPr>
-      <w:r>
-        <w:t>Q: What is the plan for the Logistics division? — A: JV with Tropika has been re-scoped; capital MYR 220M (was MYR 580M).</w:t>
-      </w:r>
-    </w:p>
-    <w:p>
-      <w:pPr>
-        <w:pStyle w:val="ListBullet"/>
-      </w:pPr>
-      <w:r>
-        <w:t>Q: Renewable energy capex — what is the timeline? — A: PPA pipeline visible to 2028; MYR 1.6B refreshed envelope.</w:t>
-      </w:r>
-    </w:p>
-    <w:p>
-      <w:pPr>
-        <w:pStyle w:val="ListBullet"/>
-      </w:pPr>
-      <w:r>
-        <w:t>Q: Will we IPO any subsidiaries? — A: Property arm IPO under exploration; nothing committed.</w:t>
-      </w:r>
-    </w:p>
-    <w:p>
-      <w:pPr>
-        <w:pStyle w:val="ListBullet"/>
-      </w:pPr>
-      <w:r>
-        <w:t>Q: AI + GenAI — will it replace jobs? — A: We are deploying AI to augment. Reskilling programme is funded for the full workforce.</w:t>
-      </w:r>
-    </w:p>
-    <w:p>
-      <w:pPr>
-        <w:pStyle w:val="Heading1"/>
-      </w:pPr>
-      <w:r>
-        <w:t>3. Culture + ways of working (5 questions)</w:t>
-      </w:r>
-    </w:p>
-    <w:p>
-      <w:pPr>
-        <w:pStyle w:val="ListBullet"/>
-      </w:pPr>
-      <w:r>
-        <w:t>Q: Too many meetings — what is being done? — A: ExCo has committed to a "Less Meetings More Doing" charter; meeting-free Wednesday afternoons piloted in 4 divisions.</w:t>
-      </w:r>
-    </w:p>
-    <w:p>
-      <w:pPr>
-        <w:pStyle w:val="ListBullet"/>
-      </w:pPr>
-      <w:r>
-        <w:t>Q: Wellbeing programme — is it real or PR? — A: 47,800 employees enrolled; 6-session annual EAP free + Tier-1 partnership.</w:t>
-      </w:r>
-    </w:p>
-    <w:p>
-      <w:pPr>
-        <w:pStyle w:val="ListBullet"/>
-      </w:pPr>
-      <w:r>
-        <w:t>Q: Diversity targets — are managers held accountable? — A: 30% of leadership compensation tied to diversity + engagement metrics from FY2026.</w:t>
-      </w:r>
-    </w:p>
-    <w:p>
-      <w:pPr>
-        <w:pStyle w:val="ListBullet"/>
-      </w:pPr>
-      <w:r>
-        <w:t>Q: Is feedback during reviews actually anonymous? — A: Yes; 360 feedback platform is operationally separate from HRIS.</w:t>
-      </w:r>
-    </w:p>
-    <w:p>
-      <w:pPr>
-        <w:pStyle w:val="ListBullet"/>
-      </w:pPr>
-      <w:r>
-        <w:t>Q: Promotion criteria — too opaque. — A: Refreshed career framework + transparent gates launching Q2 FY2026.</w:t>
-      </w:r>
-    </w:p>
-    <w:p>
-      <w:pPr>
-        <w:pStyle w:val="Heading1"/>
-      </w:pPr>
-      <w:r>
-        <w:t>4. ESG + Sustainability (4 questions)</w:t>
-      </w:r>
-    </w:p>
-    <w:p>
-      <w:pPr>
-        <w:pStyle w:val="ListBullet"/>
-      </w:pPr>
-      <w:r>
-        <w:t>Q: Are we on track for net zero? — A: -3.1% Scope 1 + -7.2% Scope 2 in FY2024. We are on the trajectory; we are not ahead.</w:t>
-      </w:r>
-    </w:p>
-    <w:p>
-      <w:pPr>
-        <w:pStyle w:val="ListBullet"/>
-      </w:pPr>
-      <w:r>
-        <w:t>Q: Palm oil + deforestation — what is our position? — A: Zero deforestation commitment + RSPO 100% by FY2028. 1 incident in FY2024 (down from 6 in 2019).</w:t>
-      </w:r>
-    </w:p>
-    <w:p>
-      <w:pPr>
-        <w:pStyle w:val="ListBullet"/>
-      </w:pPr>
-      <w:r>
-        <w:t>Q: How do you measure Scope 3? — A: Honestly, with significant variance on 8 of 14 categories. Improvement programme funded.</w:t>
-      </w:r>
-    </w:p>
-    <w:p>
-      <w:pPr>
-        <w:pStyle w:val="ListBullet"/>
-      </w:pPr>
-      <w:r>
-        <w:t>Q: Will we sign on to Race to Zero / SBTi? — A: Engagement under way; intent is yes.</w:t>
-      </w:r>
-    </w:p>
-    <w:p>
-      <w:pPr>
-        <w:pStyle w:val="Heading1"/>
-      </w:pPr>
-      <w:r>
-        <w:t>5. Tough / repeating themes</w:t>
-      </w:r>
-    </w:p>
-    <w:p>
-      <w:pPr>
-        <w:pStyle w:val="ListBullet"/>
-      </w:pPr>
-      <w:r>
-        <w:t>Frontline pay vs cost of living — surfaces every quarter; HR market study scheduled Q3.</w:t>
-      </w:r>
-    </w:p>
-    <w:p>
-      <w:pPr>
-        <w:pStyle w:val="ListBullet"/>
-      </w:pPr>
-      <w:r>
-        <w:t>Manager development — repeating ask; investment increased FY2026.</w:t>
-      </w:r>
-    </w:p>
-    <w:p>
-      <w:pPr>
-        <w:pStyle w:val="ListBullet"/>
-      </w:pPr>
-      <w:r>
-        <w:t>Decision-making speed — perception that things take too long; Strategy team is mapping decision rights.</w:t>
-      </w:r>
-    </w:p>
-    <w:p>
-      <w:pPr>
-        <w:pStyle w:val="ListBullet"/>
-      </w:pPr>
-      <w:r>
-        <w:t>Communication consistency — same message lands differently across divisions; comms playbook in refresh.</w:t>
-      </w:r>
-    </w:p>
-    <w:p>
-      <w:pPr>
-        <w:pStyle w:val="Heading1"/>
-      </w:pPr>
-      <w:r>
-        <w:t>6. Use this in the next town hall</w:t>
-      </w:r>
-    </w:p>
-    <w:p>
-      <w:r>
-        <w:t>Pulse-survey themes for the upcoming Q1 FY2026 town hall (separate document) show high overlap with the above. The CEO speech and Q&amp;A speaker-notes should pre-empt the top 8 recurring themes rather than waiting to be asked.</w:t>
+        <w:rPr>
+          <w:i/>
+          <w:color w:val="9CA3AF"/>
+          <w:sz w:val="16"/>
+        </w:rPr>
+        <w:t>— END OF DOCUMENT —</w:t>
       </w:r>
     </w:p>
     <w:sectPr>
@@ -660,10 +1682,6 @@
     <w:name w:val="Normal"/>
     <w:qFormat/>
     <w:rsid w:val="00FC693F"/>
-    <w:rPr>
-      <w:rFonts w:ascii="Aptos" w:hAnsi="Aptos"/>
-      <w:sz w:val="22"/>
-    </w:rPr>
   </w:style>
   <w:style w:type="paragraph" w:styleId="Header">
     <w:name w:val="header"/>
